--- a/Module 1/1.4-Functions patterns.docx
+++ b/Module 1/1.4-Functions patterns.docx
@@ -218,25 +218,12 @@
     </w:p>
     <w:p>
       <w:r>
-        <w:t>function greet(</w:t>
-      </w:r>
-      <w:proofErr w:type="gramStart"/>
-      <w:r>
-        <w:t>name) {</w:t>
-      </w:r>
-      <w:proofErr w:type="gramEnd"/>
-    </w:p>
-    <w:p>
-      <w:r>
-        <w:t xml:space="preserve">  return `Hello, ${name</w:t>
-      </w:r>
-      <w:proofErr w:type="gramStart"/>
-      <w:r>
-        <w:t>}!`</w:t>
-      </w:r>
-      <w:proofErr w:type="gramEnd"/>
-      <w:r>
-        <w:t>;</w:t>
+        <w:t>function greet(name) {</w:t>
+      </w:r>
+    </w:p>
+    <w:p>
+      <w:r>
+        <w:t xml:space="preserve">  return `Hello, ${name}!`;</w:t>
       </w:r>
     </w:p>
     <w:p>
@@ -352,33 +339,18 @@
         <w:t xml:space="preserve">export function </w:t>
       </w:r>
       <w:proofErr w:type="spellStart"/>
-      <w:proofErr w:type="gramStart"/>
       <w:r>
         <w:t>calculateTax</w:t>
       </w:r>
       <w:proofErr w:type="spellEnd"/>
       <w:r>
-        <w:t>(</w:t>
-      </w:r>
-      <w:proofErr w:type="gramEnd"/>
-      <w:r>
-        <w:t xml:space="preserve">amount, </w:t>
-      </w:r>
-      <w:proofErr w:type="gramStart"/>
-      <w:r>
-        <w:t>rate) {</w:t>
-      </w:r>
-      <w:proofErr w:type="gramEnd"/>
-    </w:p>
-    <w:p>
-      <w:r>
-        <w:t xml:space="preserve">  return amount * </w:t>
-      </w:r>
-      <w:proofErr w:type="gramStart"/>
-      <w:r>
-        <w:t>rate;</w:t>
-      </w:r>
-      <w:proofErr w:type="gramEnd"/>
+        <w:t>(amount, rate) {</w:t>
+      </w:r>
+    </w:p>
+    <w:p>
+      <w:r>
+        <w:t xml:space="preserve">  return amount * rate;</w:t>
+      </w:r>
     </w:p>
     <w:p>
       <w:r>
@@ -453,25 +425,12 @@
     </w:p>
     <w:p>
       <w:r>
-        <w:t>const greet = function(</w:t>
-      </w:r>
-      <w:proofErr w:type="gramStart"/>
-      <w:r>
-        <w:t>name) {</w:t>
-      </w:r>
-      <w:proofErr w:type="gramEnd"/>
-    </w:p>
-    <w:p>
-      <w:r>
-        <w:t xml:space="preserve">  return `Hello, ${name</w:t>
-      </w:r>
-      <w:proofErr w:type="gramStart"/>
-      <w:r>
-        <w:t>}!`</w:t>
-      </w:r>
-      <w:proofErr w:type="gramEnd"/>
-      <w:r>
-        <w:t>;</w:t>
+        <w:t>const greet = function(name) {</w:t>
+      </w:r>
+    </w:p>
+    <w:p>
+      <w:r>
+        <w:t xml:space="preserve">  return `Hello, ${name}!`;</w:t>
       </w:r>
     </w:p>
     <w:p>
@@ -606,41 +565,18 @@
     </w:p>
     <w:p>
       <w:proofErr w:type="spellStart"/>
-      <w:proofErr w:type="gramStart"/>
       <w:r>
         <w:t>button.addEventListener</w:t>
       </w:r>
       <w:proofErr w:type="spellEnd"/>
-      <w:proofErr w:type="gramEnd"/>
-      <w:r>
-        <w:t xml:space="preserve">('click', </w:t>
-      </w:r>
-      <w:proofErr w:type="gramStart"/>
-      <w:r>
-        <w:t>function(</w:t>
-      </w:r>
-      <w:proofErr w:type="gramEnd"/>
-      <w:r>
-        <w:t>) {</w:t>
-      </w:r>
-    </w:p>
-    <w:p>
-      <w:r>
-        <w:t xml:space="preserve">  </w:t>
-      </w:r>
-      <w:proofErr w:type="gramStart"/>
-      <w:r>
-        <w:t>console.log(</w:t>
-      </w:r>
-      <w:proofErr w:type="gramEnd"/>
-      <w:r>
-        <w:t>'Button clicked'</w:t>
-      </w:r>
-      <w:proofErr w:type="gramStart"/>
-      <w:r>
-        <w:t>);</w:t>
-      </w:r>
-      <w:proofErr w:type="gramEnd"/>
+      <w:r>
+        <w:t>('click', function() {</w:t>
+      </w:r>
+    </w:p>
+    <w:p>
+      <w:r>
+        <w:t xml:space="preserve">  console.log('Button clicked');</w:t>
+      </w:r>
     </w:p>
     <w:p>
       <w:r>
@@ -709,15 +645,7 @@
     </w:p>
     <w:p>
       <w:r>
-        <w:t>const greet = (name) =&gt; `Hello, ${name</w:t>
-      </w:r>
-      <w:proofErr w:type="gramStart"/>
-      <w:r>
-        <w:t>}!`</w:t>
-      </w:r>
-      <w:proofErr w:type="gramEnd"/>
-      <w:r>
-        <w:t>;</w:t>
+        <w:t>const greet = (name) =&gt; `Hello, ${name}!`;</w:t>
       </w:r>
     </w:p>
     <w:p>
@@ -764,15 +692,7 @@
         <w:t>Lexically binds this</w:t>
       </w:r>
       <w:r>
-        <w:t xml:space="preserve"> (doesn’t create </w:t>
-      </w:r>
-      <w:proofErr w:type="gramStart"/>
-      <w:r>
-        <w:t>its</w:t>
-      </w:r>
-      <w:proofErr w:type="gramEnd"/>
-      <w:r>
-        <w:t xml:space="preserve"> own this context).</w:t>
+        <w:t xml:space="preserve"> (doesn’t create its own this context).</w:t>
       </w:r>
     </w:p>
     <w:p>
@@ -844,18 +764,13 @@
       </w:r>
       <w:proofErr w:type="spellEnd"/>
       <w:r>
-        <w:t xml:space="preserve"> = </w:t>
-      </w:r>
-      <w:proofErr w:type="gramStart"/>
-      <w:r>
-        <w:t xml:space="preserve">({ </w:t>
+        <w:t xml:space="preserve"> = ({ </w:t>
       </w:r>
       <w:proofErr w:type="spellStart"/>
       <w:r>
         <w:t>todos</w:t>
       </w:r>
       <w:proofErr w:type="spellEnd"/>
-      <w:proofErr w:type="gramEnd"/>
       <w:r>
         <w:t xml:space="preserve"> }) =&gt;</w:t>
       </w:r>
@@ -865,7 +780,6 @@
         <w:t xml:space="preserve">  </w:t>
       </w:r>
       <w:proofErr w:type="spellStart"/>
-      <w:proofErr w:type="gramStart"/>
       <w:r>
         <w:t>todos.map</w:t>
       </w:r>
@@ -874,7 +788,6 @@
         <w:t>(</w:t>
       </w:r>
       <w:proofErr w:type="spellStart"/>
-      <w:proofErr w:type="gramEnd"/>
       <w:r>
         <w:t>todo</w:t>
       </w:r>
@@ -884,25 +797,12 @@
       </w:r>
       <w:proofErr w:type="spellStart"/>
       <w:r>
-        <w:t>todo.</w:t>
-      </w:r>
-      <w:proofErr w:type="gramStart"/>
-      <w:r>
-        <w:t>text</w:t>
+        <w:t>todo.text</w:t>
       </w:r>
       <w:proofErr w:type="spellEnd"/>
       <w:r>
-        <w:t>}&lt;</w:t>
-      </w:r>
-      <w:proofErr w:type="gramEnd"/>
-      <w:r>
-        <w:t>/li&gt;</w:t>
-      </w:r>
-      <w:proofErr w:type="gramStart"/>
-      <w:r>
-        <w:t>);</w:t>
-      </w:r>
-      <w:proofErr w:type="gramEnd"/>
+        <w:t>}&lt;/li&gt;);</w:t>
+      </w:r>
     </w:p>
     <w:p>
       <w:r>
@@ -966,34 +866,13 @@
     </w:p>
     <w:p>
       <w:r>
-        <w:t>(</w:t>
-      </w:r>
-      <w:proofErr w:type="gramStart"/>
-      <w:r>
-        <w:t>function(</w:t>
-      </w:r>
-      <w:proofErr w:type="gramEnd"/>
-      <w:r>
-        <w:t>) {</w:t>
-      </w:r>
-    </w:p>
-    <w:p>
-      <w:r>
-        <w:t xml:space="preserve">  </w:t>
-      </w:r>
-      <w:proofErr w:type="gramStart"/>
-      <w:r>
-        <w:t>console.log(</w:t>
-      </w:r>
-      <w:proofErr w:type="gramEnd"/>
-      <w:r>
-        <w:t>'Runs immediately!'</w:t>
-      </w:r>
-      <w:proofErr w:type="gramStart"/>
-      <w:r>
-        <w:t>);</w:t>
-      </w:r>
-      <w:proofErr w:type="gramEnd"/>
+        <w:t>(function() {</w:t>
+      </w:r>
+    </w:p>
+    <w:p>
+      <w:r>
+        <w:t xml:space="preserve">  console.log('Runs immediately!');</w:t>
+      </w:r>
     </w:p>
     <w:p>
       <w:r>
@@ -1117,15 +996,7 @@
     </w:p>
     <w:p>
       <w:r>
-        <w:t>const app = (</w:t>
-      </w:r>
-      <w:proofErr w:type="gramStart"/>
-      <w:r>
-        <w:t>function(</w:t>
-      </w:r>
-      <w:proofErr w:type="gramEnd"/>
-      <w:r>
-        <w:t>) {</w:t>
+        <w:t>const app = (function() {</w:t>
       </w:r>
     </w:p>
     <w:p>
@@ -1138,13 +1009,8 @@
       </w:r>
       <w:proofErr w:type="spellEnd"/>
       <w:r>
-        <w:t xml:space="preserve"> = '123ABC</w:t>
-      </w:r>
-      <w:proofErr w:type="gramStart"/>
-      <w:r>
-        <w:t>';</w:t>
-      </w:r>
-      <w:proofErr w:type="gramEnd"/>
+        <w:t xml:space="preserve"> = '123ABC';</w:t>
+      </w:r>
     </w:p>
     <w:p>
       <w:r>
@@ -1186,12 +1052,10 @@
         <w:t>console.log(</w:t>
       </w:r>
       <w:proofErr w:type="spellStart"/>
-      <w:proofErr w:type="gramStart"/>
       <w:r>
         <w:t>app.getKey</w:t>
       </w:r>
       <w:proofErr w:type="spellEnd"/>
-      <w:proofErr w:type="gramEnd"/>
       <w:r>
         <w:t xml:space="preserve">()); // </w:t>
       </w:r>
@@ -1262,22 +1126,22 @@
           <w:b/>
           <w:bCs/>
         </w:rPr>
-        <w:t>Concept:</w:t>
-      </w:r>
-    </w:p>
-    <w:p>
-      <w:r>
-        <w:t xml:space="preserve">Transform a function that takes multiple arguments into a series of functions that each take </w:t>
-      </w:r>
-      <w:r>
-        <w:rPr>
-          <w:b/>
-          <w:bCs/>
-        </w:rPr>
-        <w:t>one argument at a time</w:t>
-      </w:r>
-      <w:r>
-        <w:t>.</w:t>
+        <w:t>What is Currying?</w:t>
+      </w:r>
+    </w:p>
+    <w:p>
+      <w:pPr>
+        <w:rPr>
+          <w:b/>
+          <w:bCs/>
+        </w:rPr>
+      </w:pPr>
+      <w:r>
+        <w:rPr>
+          <w:b/>
+          <w:bCs/>
+        </w:rPr>
+        <w:t>Currying means breaking a function with multiple arguments into multiple functions with one argument each</w:t>
       </w:r>
     </w:p>
     <w:p>
@@ -1297,13 +1161,8 @@
     </w:p>
     <w:p>
       <w:r>
-        <w:t>function multiply(</w:t>
-      </w:r>
-      <w:proofErr w:type="gramStart"/>
-      <w:r>
-        <w:t>a) {</w:t>
-      </w:r>
-      <w:proofErr w:type="gramEnd"/>
+        <w:t>function multiply(a) {</w:t>
+      </w:r>
     </w:p>
     <w:p>
       <w:r>
@@ -1312,13 +1171,8 @@
     </w:p>
     <w:p>
       <w:r>
-        <w:t xml:space="preserve">    return a * </w:t>
-      </w:r>
-      <w:proofErr w:type="gramStart"/>
-      <w:r>
-        <w:t>b;</w:t>
-      </w:r>
-      <w:proofErr w:type="gramEnd"/>
+        <w:t xml:space="preserve">    return a * b;</w:t>
+      </w:r>
     </w:p>
     <w:p>
       <w:r>
@@ -1333,33 +1187,12 @@
     <w:p/>
     <w:p>
       <w:r>
-        <w:t xml:space="preserve">const double = </w:t>
-      </w:r>
-      <w:proofErr w:type="gramStart"/>
-      <w:r>
-        <w:t>multiply(</w:t>
-      </w:r>
-      <w:proofErr w:type="gramEnd"/>
-      <w:r>
-        <w:t>2</w:t>
-      </w:r>
-      <w:proofErr w:type="gramStart"/>
-      <w:r>
-        <w:t>);</w:t>
-      </w:r>
-      <w:proofErr w:type="gramEnd"/>
-    </w:p>
-    <w:p>
-      <w:r>
-        <w:t>console.log(</w:t>
-      </w:r>
-      <w:proofErr w:type="gramStart"/>
-      <w:r>
-        <w:t>double(</w:t>
-      </w:r>
-      <w:proofErr w:type="gramEnd"/>
-      <w:r>
-        <w:t>5)); // 10</w:t>
+        <w:t>const double = multiply(2);</w:t>
+      </w:r>
+    </w:p>
+    <w:p>
+      <w:r>
+        <w:t>console.log(double(5)); // 10</w:t>
       </w:r>
     </w:p>
     <w:p>
@@ -1438,13 +1271,8 @@
       </w:r>
       <w:proofErr w:type="spellEnd"/>
       <w:r>
-        <w:t xml:space="preserve"> = rate =&gt; price =&gt; price - price * </w:t>
-      </w:r>
-      <w:proofErr w:type="gramStart"/>
-      <w:r>
-        <w:t>rate;</w:t>
-      </w:r>
-      <w:proofErr w:type="gramEnd"/>
+        <w:t xml:space="preserve"> = rate =&gt; price =&gt; price - price * rate;</w:t>
+      </w:r>
     </w:p>
     <w:p/>
     <w:p>
@@ -1460,40 +1288,25 @@
         <w:t xml:space="preserve"> = </w:t>
       </w:r>
       <w:proofErr w:type="spellStart"/>
-      <w:proofErr w:type="gramStart"/>
       <w:r>
         <w:t>applyDiscount</w:t>
       </w:r>
       <w:proofErr w:type="spellEnd"/>
       <w:r>
-        <w:t>(</w:t>
-      </w:r>
-      <w:proofErr w:type="gramEnd"/>
-      <w:r>
-        <w:t>0.1</w:t>
-      </w:r>
-      <w:proofErr w:type="gramStart"/>
-      <w:r>
-        <w:t>);</w:t>
-      </w:r>
-      <w:proofErr w:type="gramEnd"/>
+        <w:t>(0.1);</w:t>
+      </w:r>
     </w:p>
     <w:p>
       <w:r>
         <w:t>console.log(</w:t>
       </w:r>
       <w:proofErr w:type="spellStart"/>
-      <w:proofErr w:type="gramStart"/>
       <w:r>
         <w:t>tenPercentOff</w:t>
       </w:r>
       <w:proofErr w:type="spellEnd"/>
       <w:r>
-        <w:t>(</w:t>
-      </w:r>
-      <w:proofErr w:type="gramEnd"/>
-      <w:r>
-        <w:t>200)); // 180</w:t>
+        <w:t>(200)); // 180</w:t>
       </w:r>
     </w:p>
     <w:p>
@@ -1597,31 +1410,13 @@
     </w:p>
     <w:p>
       <w:r>
-        <w:t xml:space="preserve">function </w:t>
-      </w:r>
-      <w:proofErr w:type="gramStart"/>
-      <w:r>
-        <w:t>multiply(</w:t>
-      </w:r>
-      <w:proofErr w:type="gramEnd"/>
-      <w:r>
-        <w:t xml:space="preserve">a, b, </w:t>
-      </w:r>
-      <w:proofErr w:type="gramStart"/>
-      <w:r>
-        <w:t>c) {</w:t>
-      </w:r>
-      <w:proofErr w:type="gramEnd"/>
-    </w:p>
-    <w:p>
-      <w:r>
-        <w:t xml:space="preserve">  return a * b * </w:t>
-      </w:r>
-      <w:proofErr w:type="gramStart"/>
-      <w:r>
-        <w:t>c;</w:t>
-      </w:r>
-      <w:proofErr w:type="gramEnd"/>
+        <w:t>function multiply(a, b, c) {</w:t>
+      </w:r>
+    </w:p>
+    <w:p>
+      <w:r>
+        <w:t xml:space="preserve">  return a * b * c;</w:t>
+      </w:r>
     </w:p>
     <w:p>
       <w:r>
@@ -1642,23 +1437,15 @@
         <w:t xml:space="preserve"> = </w:t>
       </w:r>
       <w:proofErr w:type="spellStart"/>
-      <w:proofErr w:type="gramStart"/>
       <w:r>
         <w:t>multiply.bind</w:t>
       </w:r>
       <w:proofErr w:type="spellEnd"/>
-      <w:proofErr w:type="gramEnd"/>
-      <w:r>
-        <w:t>(null, 2</w:t>
-      </w:r>
-      <w:proofErr w:type="gramStart"/>
-      <w:r>
-        <w:t>);</w:t>
-      </w:r>
-      <w:proofErr w:type="gramEnd"/>
-    </w:p>
-    <w:p>
-      <w:proofErr w:type="gramStart"/>
+      <w:r>
+        <w:t>(null, 2);</w:t>
+      </w:r>
+    </w:p>
+    <w:p>
       <w:r>
         <w:t>console.log(</w:t>
       </w:r>
@@ -1668,11 +1455,7 @@
       </w:r>
       <w:proofErr w:type="spellEnd"/>
       <w:r>
-        <w:t>(</w:t>
-      </w:r>
-      <w:proofErr w:type="gramEnd"/>
-      <w:r>
-        <w:t>3, 4)); // 24</w:t>
+        <w:t>(3, 4)); // 24</w:t>
       </w:r>
     </w:p>
     <w:p>
@@ -1735,31 +1518,13 @@
     </w:p>
     <w:p>
       <w:r>
-        <w:t xml:space="preserve">function </w:t>
-      </w:r>
-      <w:proofErr w:type="gramStart"/>
-      <w:r>
-        <w:t>log(</w:t>
-      </w:r>
-      <w:proofErr w:type="gramEnd"/>
-      <w:r>
-        <w:t xml:space="preserve">level, </w:t>
-      </w:r>
-      <w:proofErr w:type="gramStart"/>
-      <w:r>
-        <w:t>message) {</w:t>
-      </w:r>
-      <w:proofErr w:type="gramEnd"/>
-    </w:p>
-    <w:p>
-      <w:r>
-        <w:t xml:space="preserve">  console.log(`[${level}] ${message}`</w:t>
-      </w:r>
-      <w:proofErr w:type="gramStart"/>
-      <w:r>
-        <w:t>);</w:t>
-      </w:r>
-      <w:proofErr w:type="gramEnd"/>
+        <w:t>function log(level, message) {</w:t>
+      </w:r>
+    </w:p>
+    <w:p>
+      <w:r>
+        <w:t xml:space="preserve">  console.log(`[${level}] ${message}`);</w:t>
+      </w:r>
     </w:p>
     <w:p>
       <w:r>
@@ -1772,29 +1537,17 @@
         <w:t xml:space="preserve">const info = </w:t>
       </w:r>
       <w:proofErr w:type="spellStart"/>
-      <w:proofErr w:type="gramStart"/>
       <w:r>
         <w:t>log.bind</w:t>
       </w:r>
       <w:proofErr w:type="spellEnd"/>
-      <w:proofErr w:type="gramEnd"/>
-      <w:r>
-        <w:t>(null, 'INFO'</w:t>
-      </w:r>
-      <w:proofErr w:type="gramStart"/>
-      <w:r>
-        <w:t>);</w:t>
-      </w:r>
-      <w:proofErr w:type="gramEnd"/>
-    </w:p>
-    <w:p>
-      <w:proofErr w:type="gramStart"/>
-      <w:r>
-        <w:t>info(</w:t>
-      </w:r>
-      <w:proofErr w:type="gramEnd"/>
-      <w:r>
-        <w:t>'Server started'); // [INFO] Server started</w:t>
+      <w:r>
+        <w:t>(null, 'INFO');</w:t>
+      </w:r>
+    </w:p>
+    <w:p>
+      <w:r>
+        <w:t>info('Server started'); // [INFO] Server started</w:t>
       </w:r>
     </w:p>
     <w:p>
@@ -1920,15 +1673,7 @@
     </w:p>
     <w:p>
       <w:r>
-        <w:t xml:space="preserve">  return </w:t>
-      </w:r>
-      <w:proofErr w:type="gramStart"/>
-      <w:r>
-        <w:t>function(</w:t>
-      </w:r>
-      <w:proofErr w:type="gramEnd"/>
-      <w:r>
-        <w:t>...</w:t>
+        <w:t xml:space="preserve">  return function(...</w:t>
       </w:r>
       <w:proofErr w:type="spellStart"/>
       <w:r>
@@ -1942,130 +1687,90 @@
     <w:p>
       <w:r>
         <w:lastRenderedPageBreak/>
-        <w:t xml:space="preserve">    </w:t>
-      </w:r>
-      <w:proofErr w:type="gramStart"/>
+        <w:t xml:space="preserve">    console.log('Calling function...');</w:t>
+      </w:r>
+    </w:p>
+    <w:p>
+      <w:r>
+        <w:t xml:space="preserve">    return </w:t>
+      </w:r>
+      <w:proofErr w:type="spellStart"/>
+      <w:r>
+        <w:t>fn</w:t>
+      </w:r>
+      <w:proofErr w:type="spellEnd"/>
+      <w:r>
+        <w:t>(...</w:t>
+      </w:r>
+      <w:proofErr w:type="spellStart"/>
+      <w:r>
+        <w:t>args</w:t>
+      </w:r>
+      <w:proofErr w:type="spellEnd"/>
+      <w:r>
+        <w:t>);</w:t>
+      </w:r>
+    </w:p>
+    <w:p>
+      <w:r>
+        <w:t xml:space="preserve">  };</w:t>
+      </w:r>
+    </w:p>
+    <w:p>
+      <w:r>
+        <w:t>}</w:t>
+      </w:r>
+    </w:p>
+    <w:p/>
+    <w:p>
+      <w:r>
+        <w:t>function greet(name) {</w:t>
+      </w:r>
+    </w:p>
+    <w:p>
+      <w:r>
+        <w:t xml:space="preserve">  return `Hello, ${name}`;</w:t>
+      </w:r>
+    </w:p>
+    <w:p>
+      <w:r>
+        <w:t>}</w:t>
+      </w:r>
+    </w:p>
+    <w:p/>
+    <w:p>
+      <w:r>
+        <w:t xml:space="preserve">const </w:t>
+      </w:r>
+      <w:proofErr w:type="spellStart"/>
+      <w:r>
+        <w:t>loggedGreet</w:t>
+      </w:r>
+      <w:proofErr w:type="spellEnd"/>
+      <w:r>
+        <w:t xml:space="preserve"> = </w:t>
+      </w:r>
+      <w:proofErr w:type="spellStart"/>
+      <w:r>
+        <w:t>withLogging</w:t>
+      </w:r>
+      <w:proofErr w:type="spellEnd"/>
+      <w:r>
+        <w:t>(greet);</w:t>
+      </w:r>
+    </w:p>
+    <w:p>
       <w:r>
         <w:t>console.log(</w:t>
       </w:r>
-      <w:proofErr w:type="gramEnd"/>
-      <w:r>
-        <w:t>'Calling function...'</w:t>
-      </w:r>
-      <w:proofErr w:type="gramStart"/>
-      <w:r>
-        <w:t>);</w:t>
-      </w:r>
-      <w:proofErr w:type="gramEnd"/>
-    </w:p>
-    <w:p>
-      <w:r>
-        <w:t xml:space="preserve">    return </w:t>
-      </w:r>
       <w:proofErr w:type="spellStart"/>
-      <w:proofErr w:type="gramStart"/>
-      <w:r>
-        <w:t>fn</w:t>
+      <w:r>
+        <w:t>loggedGreet</w:t>
       </w:r>
       <w:proofErr w:type="spellEnd"/>
       <w:r>
-        <w:t>(</w:t>
-      </w:r>
-      <w:proofErr w:type="gramEnd"/>
-      <w:r>
-        <w:t>...</w:t>
-      </w:r>
-      <w:proofErr w:type="spellStart"/>
-      <w:r>
-        <w:t>args</w:t>
-      </w:r>
-      <w:proofErr w:type="spellEnd"/>
-      <w:proofErr w:type="gramStart"/>
-      <w:r>
-        <w:t>);</w:t>
-      </w:r>
-      <w:proofErr w:type="gramEnd"/>
-    </w:p>
-    <w:p>
-      <w:r>
-        <w:t xml:space="preserve">  };</w:t>
-      </w:r>
-    </w:p>
-    <w:p>
-      <w:r>
-        <w:t>}</w:t>
-      </w:r>
-    </w:p>
-    <w:p/>
-    <w:p>
-      <w:r>
-        <w:t>function greet(</w:t>
-      </w:r>
-      <w:proofErr w:type="gramStart"/>
-      <w:r>
-        <w:t>name) {</w:t>
-      </w:r>
-      <w:proofErr w:type="gramEnd"/>
-    </w:p>
-    <w:p>
-      <w:r>
-        <w:t xml:space="preserve">  return `Hello, ${name}</w:t>
-      </w:r>
-      <w:proofErr w:type="gramStart"/>
-      <w:r>
-        <w:t>`;</w:t>
-      </w:r>
-      <w:proofErr w:type="gramEnd"/>
-    </w:p>
-    <w:p>
-      <w:r>
-        <w:t>}</w:t>
-      </w:r>
-    </w:p>
-    <w:p/>
-    <w:p>
-      <w:r>
-        <w:t xml:space="preserve">const </w:t>
-      </w:r>
-      <w:proofErr w:type="spellStart"/>
-      <w:r>
-        <w:t>loggedGreet</w:t>
-      </w:r>
-      <w:proofErr w:type="spellEnd"/>
-      <w:r>
-        <w:t xml:space="preserve"> = </w:t>
-      </w:r>
-      <w:proofErr w:type="spellStart"/>
-      <w:r>
-        <w:t>withLogging</w:t>
-      </w:r>
-      <w:proofErr w:type="spellEnd"/>
-      <w:r>
-        <w:t>(greet</w:t>
-      </w:r>
-      <w:proofErr w:type="gramStart"/>
-      <w:r>
-        <w:t>);</w:t>
-      </w:r>
-      <w:proofErr w:type="gramEnd"/>
-    </w:p>
-    <w:p>
-      <w:r>
-        <w:t>console.log(</w:t>
-      </w:r>
-      <w:proofErr w:type="spellStart"/>
-      <w:r>
-        <w:t>loggedGreet</w:t>
-      </w:r>
-      <w:proofErr w:type="spellEnd"/>
-      <w:r>
-        <w:t>('Veda')</w:t>
-      </w:r>
-      <w:proofErr w:type="gramStart"/>
-      <w:r>
-        <w:t>);</w:t>
-      </w:r>
-      <w:proofErr w:type="gramEnd"/>
+        <w:t>('Veda'));</w:t>
+      </w:r>
     </w:p>
     <w:p>
       <w:r>
@@ -2150,52 +1855,21 @@
       </w:r>
       <w:proofErr w:type="spellEnd"/>
       <w:r>
-        <w:t xml:space="preserve"> = </w:t>
-      </w:r>
-      <w:proofErr w:type="gramStart"/>
-      <w:r>
-        <w:t>true;</w:t>
-      </w:r>
-      <w:proofErr w:type="gramEnd"/>
+        <w:t xml:space="preserve"> = true;</w:t>
+      </w:r>
     </w:p>
     <w:p>
       <w:r>
         <w:t xml:space="preserve">    return </w:t>
       </w:r>
       <w:proofErr w:type="spellStart"/>
-      <w:proofErr w:type="gramStart"/>
       <w:r>
         <w:t>isLoggedIn</w:t>
       </w:r>
       <w:proofErr w:type="spellEnd"/>
       <w:r>
-        <w:t xml:space="preserve"> ?</w:t>
-      </w:r>
-      <w:proofErr w:type="gramEnd"/>
-      <w:r>
-        <w:t xml:space="preserve"> &lt;</w:t>
-      </w:r>
-      <w:proofErr w:type="gramStart"/>
-      <w:r>
-        <w:t>Component {...props}</w:t>
-      </w:r>
-      <w:proofErr w:type="gramEnd"/>
-      <w:r>
-        <w:t xml:space="preserve"> /</w:t>
-      </w:r>
-      <w:proofErr w:type="gramStart"/>
-      <w:r>
-        <w:t>&gt; :</w:t>
-      </w:r>
-      <w:proofErr w:type="gramEnd"/>
-      <w:r>
-        <w:t xml:space="preserve"> &lt;Login /</w:t>
-      </w:r>
-      <w:proofErr w:type="gramStart"/>
-      <w:r>
-        <w:t>&gt;;</w:t>
-      </w:r>
-      <w:proofErr w:type="gramEnd"/>
+        <w:t xml:space="preserve"> ? &lt;Component {...props} /&gt; : &lt;Login /&gt;;</w:t>
+      </w:r>
     </w:p>
     <w:p>
       <w:r>
@@ -5172,7 +4846,6 @@
   <w:style w:type="character" w:default="1" w:styleId="DefaultParagraphFont">
     <w:name w:val="Default Paragraph Font"/>
     <w:uiPriority w:val="1"/>
-    <w:semiHidden/>
     <w:unhideWhenUsed/>
   </w:style>
   <w:style w:type="table" w:default="1" w:styleId="TableNormal">
